--- a/public/templates/improvement-plan-execute-template.docx
+++ b/public/templates/improvement-plan-execute-template.docx
@@ -207,7 +207,7 @@
               </w:rPr>
             </w:pPr>
             <w:r>
-              <w:t>{school_name}</w:t>
+              <w:t>{{school_name}}</w:t>
             </w:r>
           </w:p>
         </w:tc>
@@ -255,7 +255,7 @@
               </w:rPr>
             </w:pPr>
             <w:r>
-              <w:t>{grade_stage}</w:t>
+              <w:t>{{grade_stage}}</w:t>
             </w:r>
           </w:p>
         </w:tc>
@@ -309,7 +309,7 @@
                 <w:szCs w:val="28"/>
                 <w:rtl/>
               </w:rPr>
-              <w:t>{gender}</w:t>
+              <w:t>{{gender}}</w:t>
             </w:r>
           </w:p>
         </w:tc>
@@ -362,7 +362,7 @@
               </w:rPr>
             </w:pPr>
             <w:r>
-              <w:t>{ministry_number}</w:t>
+              <w:t>{{ministry_number}}</w:t>
             </w:r>
           </w:p>
         </w:tc>
@@ -416,7 +416,7 @@
                 <w:szCs w:val="28"/>
                 <w:rtl/>
               </w:rPr>
-              <w:t>{building_ownership}</w:t>
+              <w:t>{{building_ownership}}</w:t>
             </w:r>
           </w:p>
         </w:tc>
@@ -470,7 +470,7 @@
                 <w:szCs w:val="28"/>
                 <w:rtl/>
               </w:rPr>
-              <w:t>{building_independence}</w:t>
+              <w:t>{{building_independence}}</w:t>
             </w:r>
           </w:p>
         </w:tc>
@@ -529,7 +529,7 @@
                 <w:szCs w:val="28"/>
                 <w:rtl/>
               </w:rPr>
-              <w:t>{period_shift}</w:t>
+              <w:t>{{period_shift}}</w:t>
             </w:r>
           </w:p>
         </w:tc>
@@ -583,7 +583,7 @@
                 <w:szCs w:val="28"/>
                 <w:rtl/>
               </w:rPr>
-              <w:t>{admin_independence}</w:t>
+              <w:t>{{admin_independence}}</w:t>
             </w:r>
           </w:p>
         </w:tc>
@@ -631,7 +631,7 @@
               </w:rPr>
             </w:pPr>
             <w:r>
-              <w:t>{shared_admin_name}</w:t>
+              <w:t>{{shared_admin_name}}</w:t>
             </w:r>
           </w:p>
         </w:tc>
@@ -1055,7 +1055,7 @@
               </w:rPr>
             </w:pPr>
             <w:r>
-              <w:t>{#items}{domain}</w:t>
+              <w:t>{{#items}}{{domain}}</w:t>
             </w:r>
           </w:p>
         </w:tc>
@@ -1075,7 +1075,7 @@
               </w:rPr>
             </w:pPr>
             <w:r>
-              <w:t>{element}</w:t>
+              <w:t>{{element}}</w:t>
             </w:r>
           </w:p>
         </w:tc>
@@ -1095,7 +1095,7 @@
               </w:rPr>
             </w:pPr>
             <w:r>
-              <w:t>{executed_actions}</w:t>
+              <w:t>{{executed_actions}}</w:t>
             </w:r>
           </w:p>
         </w:tc>
@@ -1115,7 +1115,7 @@
               </w:rPr>
             </w:pPr>
             <w:r>
-              <w:t>{methods}</w:t>
+              <w:t>{{methods}}</w:t>
             </w:r>
           </w:p>
         </w:tc>
@@ -1135,7 +1135,7 @@
               </w:rPr>
             </w:pPr>
             <w:r>
-              <w:t>{committees_support}</w:t>
+              <w:t>{{committees_support}}</w:t>
             </w:r>
           </w:p>
         </w:tc>
@@ -1155,7 +1155,7 @@
               </w:rPr>
             </w:pPr>
             <w:r>
-              <w:t>{supervisor_support}{/items}</w:t>
+              <w:t>{{supervisor_support}}{{/items}}</w:t>
             </w:r>
           </w:p>
         </w:tc>
@@ -1225,7 +1225,7 @@
           <w:szCs w:val="32"/>
           <w:rtl/>
         </w:rPr>
-        <w:t>{recommendations}</w:t>
+        <w:t>{{recommendations}}</w:t>
       </w:r>
     </w:p>
     <w:tbl>
@@ -1478,7 +1478,7 @@
               </w:rPr>
             </w:pPr>
             <w:r>
-              <w:t>{principal_name}</w:t>
+              <w:t>{{principal_name}}</w:t>
             </w:r>
           </w:p>
         </w:tc>
@@ -1531,7 +1531,7 @@
               </w:rPr>
             </w:pPr>
             <w:r>
-              <w:t>{support_provider_name}</w:t>
+              <w:t>{{support_provider_name}}</w:t>
             </w:r>
           </w:p>
         </w:tc>
